--- a/Paris/paris_back.docx
+++ b/Paris/paris_back.docx
@@ -372,7 +372,7 @@
         <w:br/>
       </w:r>
       <w:r>
-        <w:t xml:space="preserve">ahora sueña con volar y su vuelo,</w:t>
+        <w:t xml:space="preserve">ahora sueña con volar, y su vuelo</w:t>
       </w:r>
       <w:r>
         <w:br/>
